--- a/ky/wisdom-stories/try-to-think-this-way.docx
+++ b/ky/wisdom-stories/try-to-think-this-way.docx
@@ -39,7 +39,7 @@
           <w:sz w:val="22"/>
           <w:lang w:val="ky-KG"/>
         </w:rPr>
-        <w:t>«Бул ишти жакшы билбейм» дебеңиз. «Балким, мен билбеген бир нерсе бардыр? Билимимди жаңылап, үстүндө иштесем, сөзсүз колуман келет», — деңиз.</w:t>
+        <w:t>«Бул ишти жакшы кыла албайм» дебеңиз. «Балким, мен билбеген бир нерсе бардыр? Билимимди жаңылап, үстүндө иштесем, сөзсүз колуман келет», — деңиз.</w:t>
       </w:r>
     </w:p>
     <w:p>
@@ -75,7 +75,7 @@
           <w:sz w:val="22"/>
           <w:lang w:val="ky-KG"/>
         </w:rPr>
-        <w:t>«Бул иш өтө кыйын» деп токтоп калбаңыз. «Кыйын болсо да, аткарууга болот. Көбүрөөк убакыт, эмгек жумшайын», — деңиз.</w:t>
+        <w:t>«Бул иш өтө кыйын» дебеңиз. «Кыйын, бирок мүмкүнсүз эмес; бир аз кошумча убакыт жана эмгек талап кылат», — деңиз.</w:t>
       </w:r>
     </w:p>
     <w:p>
@@ -153,7 +153,7 @@
           <w:sz w:val="22"/>
           <w:lang w:val="ky-KG"/>
         </w:rPr>
-        <w:t xml:space="preserve">Сабак: </w:t>
+        <w:t>Сабак: Оюңду өзгөртүү — жашооңду өзгөртүүнүн биринчи кадамы. «Колумдан келбейт» десең жол жабылат, «үйрөнөм» десең жаңы мүмкүнчүлүк ачылат. Ийгиликсиздик аягы эмес, өсүүгө мүмкүнчүлүк.</w:t>
       </w:r>
       <w:r>
         <w:rPr>
@@ -162,7 +162,6 @@
           <w:sz w:val="22"/>
           <w:lang w:val="ky-KG"/>
         </w:rPr>
-        <w:t>«Билбейм» дегенди «үйрөнөм» дегенге алмаштыр. Катаңдан сабак алып, башка жолун издеп көр. Аракет мүмкүнчүлүк ачат.</w:t>
       </w:r>
     </w:p>
     <w:p>
@@ -182,7 +181,7 @@
           <w:sz w:val="18"/>
           <w:lang w:val="ky-KG"/>
         </w:rPr>
-        <w:t>Окуя ачык интернет булактарынан алынды.</w:t>
+        <w:t>Аңгемелер ачык интернет булактарынан алынган, иллюстрациялар болсо ЖИ менен түзүлгөн.</w:t>
       </w:r>
     </w:p>
     <w:sectPr>
